--- a/Python -Bash Assignment/Python-Bash assignment-Shravan.docx
+++ b/Python -Bash Assignment/Python-Bash assignment-Shravan.docx
@@ -328,9 +328,10 @@
           <w:rFonts w:ascii="Times New Roman" w:hAnsi="Times New Roman" w:cs="Times New Roman"/>
           <w:b/>
           <w:bCs/>
+          <w:noProof/>
         </w:rPr>
         <w:drawing>
-          <wp:inline distT="0" distB="0" distL="0" distR="0" wp14:anchorId="34314FB5" wp14:editId="4C75DC1E">
+          <wp:inline distT="0" distB="0" distL="0" distR="0" wp14:anchorId="34314FB5" wp14:editId="618E120F">
             <wp:extent cx="6858000" cy="2383155"/>
             <wp:effectExtent l="0" t="0" r="0" b="0"/>
             <wp:docPr id="2" name="Picture 2"/>
@@ -374,14 +375,111 @@
         <w:spacing w:after="0"/>
         <w:rPr>
           <w:rFonts w:ascii="Times New Roman" w:hAnsi="Times New Roman" w:cs="Times New Roman"/>
-        </w:rPr>
-      </w:pPr>
-      <w:r>
-        <w:rPr>
-          <w:rFonts w:ascii="Times New Roman" w:hAnsi="Times New Roman" w:cs="Times New Roman"/>
-          <w:b/>
-          <w:bCs/>
-        </w:rPr>
+          <w:b/>
+          <w:bCs/>
+        </w:rPr>
+      </w:pPr>
+      <w:r>
+        <w:rPr>
+          <w:rFonts w:ascii="Times New Roman" w:hAnsi="Times New Roman" w:cs="Times New Roman"/>
+          <w:b/>
+          <w:bCs/>
+        </w:rPr>
+        <w:drawing>
+          <wp:anchor distT="0" distB="0" distL="114300" distR="114300" simplePos="0" relativeHeight="251660288" behindDoc="0" locked="0" layoutInCell="1" allowOverlap="1" wp14:anchorId="5A1C4C09" wp14:editId="62430C7F">
+            <wp:simplePos x="0" y="0"/>
+            <wp:positionH relativeFrom="margin">
+              <wp:align>left</wp:align>
+            </wp:positionH>
+            <wp:positionV relativeFrom="paragraph">
+              <wp:posOffset>277495</wp:posOffset>
+            </wp:positionV>
+            <wp:extent cx="6902450" cy="3488055"/>
+            <wp:effectExtent l="0" t="0" r="0" b="0"/>
+            <wp:wrapSquare wrapText="bothSides"/>
+            <wp:docPr id="6" name="Picture 6"/>
+            <wp:cNvGraphicFramePr>
+              <a:graphicFrameLocks xmlns:a="http://schemas.openxmlformats.org/drawingml/2006/main" noChangeAspect="1"/>
+            </wp:cNvGraphicFramePr>
+            <a:graphic xmlns:a="http://schemas.openxmlformats.org/drawingml/2006/main">
+              <a:graphicData uri="http://schemas.openxmlformats.org/drawingml/2006/picture">
+                <pic:pic xmlns:pic="http://schemas.openxmlformats.org/drawingml/2006/picture">
+                  <pic:nvPicPr>
+                    <pic:cNvPr id="1" name=""/>
+                    <pic:cNvPicPr/>
+                  </pic:nvPicPr>
+                  <pic:blipFill>
+                    <a:blip r:embed="rId6">
+                      <a:extLst>
+                        <a:ext uri="{28A0092B-C50C-407E-A947-70E740481C1C}">
+                          <a14:useLocalDpi xmlns:a14="http://schemas.microsoft.com/office/drawing/2010/main" val="0"/>
+                        </a:ext>
+                      </a:extLst>
+                    </a:blip>
+                    <a:stretch>
+                      <a:fillRect/>
+                    </a:stretch>
+                  </pic:blipFill>
+                  <pic:spPr>
+                    <a:xfrm>
+                      <a:off x="0" y="0"/>
+                      <a:ext cx="6902450" cy="3488055"/>
+                    </a:xfrm>
+                    <a:prstGeom prst="rect">
+                      <a:avLst/>
+                    </a:prstGeom>
+                  </pic:spPr>
+                </pic:pic>
+              </a:graphicData>
+            </a:graphic>
+            <wp14:sizeRelH relativeFrom="margin">
+              <wp14:pctWidth>0</wp14:pctWidth>
+            </wp14:sizeRelH>
+            <wp14:sizeRelV relativeFrom="margin">
+              <wp14:pctHeight>0</wp14:pctHeight>
+            </wp14:sizeRelV>
+          </wp:anchor>
+        </w:drawing>
+      </w:r>
+      <w:r>
+        <w:rPr>
+          <w:rFonts w:ascii="Times New Roman" w:hAnsi="Times New Roman" w:cs="Times New Roman"/>
+          <w:b/>
+          <w:bCs/>
+        </w:rPr>
+        <w:t>Output:</w:t>
+      </w:r>
+    </w:p>
+    <w:p>
+      <w:pPr>
+        <w:tabs>
+          <w:tab w:val="left" w:pos="6210"/>
+        </w:tabs>
+        <w:spacing w:after="0"/>
+        <w:rPr>
+          <w:rFonts w:ascii="Times New Roman" w:hAnsi="Times New Roman" w:cs="Times New Roman"/>
+          <w:b/>
+          <w:bCs/>
+        </w:rPr>
+      </w:pPr>
+    </w:p>
+    <w:p>
+      <w:pPr>
+        <w:tabs>
+          <w:tab w:val="left" w:pos="6210"/>
+        </w:tabs>
+        <w:spacing w:after="0"/>
+        <w:rPr>
+          <w:rFonts w:ascii="Times New Roman" w:hAnsi="Times New Roman" w:cs="Times New Roman"/>
+        </w:rPr>
+      </w:pPr>
+      <w:r>
+        <w:rPr>
+          <w:rFonts w:ascii="Times New Roman" w:hAnsi="Times New Roman" w:cs="Times New Roman"/>
+          <w:b/>
+          <w:bCs/>
+        </w:rPr>
+        <w:lastRenderedPageBreak/>
         <w:t>2. Student Grades</w:t>
       </w:r>
     </w:p>
@@ -482,6 +580,7 @@
       <w:r>
         <w:rPr>
           <w:rFonts w:ascii="Times New Roman" w:hAnsi="Times New Roman" w:cs="Times New Roman"/>
+          <w:noProof/>
         </w:rPr>
         <w:drawing>
           <wp:anchor distT="0" distB="0" distL="114300" distR="114300" simplePos="0" relativeHeight="251656704" behindDoc="0" locked="0" layoutInCell="1" allowOverlap="1" wp14:anchorId="01F7B7E8" wp14:editId="7559FBC0">
@@ -507,7 +606,7 @@
                     <pic:cNvPicPr/>
                   </pic:nvPicPr>
                   <pic:blipFill>
-                    <a:blip r:embed="rId6">
+                    <a:blip r:embed="rId7">
                       <a:extLst>
                         <a:ext uri="{28A0092B-C50C-407E-A947-70E740481C1C}">
                           <a14:useLocalDpi xmlns:a14="http://schemas.microsoft.com/office/drawing/2010/main" val="0"/>
@@ -553,6 +652,92 @@
         </w:tabs>
         <w:rPr>
           <w:rFonts w:ascii="Times New Roman" w:hAnsi="Times New Roman" w:cs="Times New Roman"/>
+          <w:b/>
+          <w:bCs/>
+        </w:rPr>
+      </w:pPr>
+    </w:p>
+    <w:p>
+      <w:pPr>
+        <w:tabs>
+          <w:tab w:val="left" w:pos="6210"/>
+        </w:tabs>
+        <w:rPr>
+          <w:rFonts w:ascii="Times New Roman" w:hAnsi="Times New Roman" w:cs="Times New Roman"/>
+          <w:b/>
+          <w:bCs/>
+        </w:rPr>
+      </w:pPr>
+      <w:r>
+        <w:rPr>
+          <w:rFonts w:ascii="Times New Roman" w:hAnsi="Times New Roman" w:cs="Times New Roman"/>
+          <w:b/>
+          <w:bCs/>
+        </w:rPr>
+        <w:t>Output:</w:t>
+      </w:r>
+    </w:p>
+    <w:p>
+      <w:pPr>
+        <w:tabs>
+          <w:tab w:val="left" w:pos="6210"/>
+        </w:tabs>
+        <w:rPr>
+          <w:rFonts w:ascii="Times New Roman" w:hAnsi="Times New Roman" w:cs="Times New Roman"/>
+          <w:b/>
+          <w:bCs/>
+        </w:rPr>
+      </w:pPr>
+      <w:r>
+        <w:rPr>
+          <w:rFonts w:ascii="Times New Roman" w:hAnsi="Times New Roman" w:cs="Times New Roman"/>
+          <w:b/>
+          <w:bCs/>
+        </w:rPr>
+        <w:drawing>
+          <wp:inline distT="0" distB="0" distL="0" distR="0" wp14:anchorId="4D812CBA" wp14:editId="1086F4FF">
+            <wp:extent cx="6858000" cy="4374515"/>
+            <wp:effectExtent l="0" t="0" r="0" b="6985"/>
+            <wp:docPr id="7" name="Picture 7"/>
+            <wp:cNvGraphicFramePr>
+              <a:graphicFrameLocks xmlns:a="http://schemas.openxmlformats.org/drawingml/2006/main" noChangeAspect="1"/>
+            </wp:cNvGraphicFramePr>
+            <a:graphic xmlns:a="http://schemas.openxmlformats.org/drawingml/2006/main">
+              <a:graphicData uri="http://schemas.openxmlformats.org/drawingml/2006/picture">
+                <pic:pic xmlns:pic="http://schemas.openxmlformats.org/drawingml/2006/picture">
+                  <pic:nvPicPr>
+                    <pic:cNvPr id="1" name=""/>
+                    <pic:cNvPicPr/>
+                  </pic:nvPicPr>
+                  <pic:blipFill>
+                    <a:blip r:embed="rId8"/>
+                    <a:stretch>
+                      <a:fillRect/>
+                    </a:stretch>
+                  </pic:blipFill>
+                  <pic:spPr>
+                    <a:xfrm>
+                      <a:off x="0" y="0"/>
+                      <a:ext cx="6858000" cy="4374515"/>
+                    </a:xfrm>
+                    <a:prstGeom prst="rect">
+                      <a:avLst/>
+                    </a:prstGeom>
+                  </pic:spPr>
+                </pic:pic>
+              </a:graphicData>
+            </a:graphic>
+          </wp:inline>
+        </w:drawing>
+      </w:r>
+    </w:p>
+    <w:p>
+      <w:pPr>
+        <w:tabs>
+          <w:tab w:val="left" w:pos="6210"/>
+        </w:tabs>
+        <w:rPr>
+          <w:rFonts w:ascii="Times New Roman" w:hAnsi="Times New Roman" w:cs="Times New Roman"/>
         </w:rPr>
       </w:pPr>
       <w:r>
@@ -581,6 +766,7 @@
       <w:r>
         <w:rPr>
           <w:rFonts w:ascii="Times New Roman" w:hAnsi="Times New Roman" w:cs="Times New Roman"/>
+          <w:noProof/>
         </w:rPr>
         <w:drawing>
           <wp:anchor distT="0" distB="0" distL="114300" distR="114300" simplePos="0" relativeHeight="251658752" behindDoc="0" locked="0" layoutInCell="1" allowOverlap="1" wp14:anchorId="465C3971" wp14:editId="5EF6F1A4">
@@ -606,7 +792,7 @@
                     <pic:cNvPicPr/>
                   </pic:nvPicPr>
                   <pic:blipFill>
-                    <a:blip r:embed="rId7">
+                    <a:blip r:embed="rId9">
                       <a:extLst>
                         <a:ext uri="{28A0092B-C50C-407E-A947-70E740481C1C}">
                           <a14:useLocalDpi xmlns:a14="http://schemas.microsoft.com/office/drawing/2010/main" val="0"/>
@@ -659,14 +845,160 @@
       <w:pPr>
         <w:rPr>
           <w:rFonts w:ascii="Times New Roman" w:hAnsi="Times New Roman" w:cs="Times New Roman"/>
-        </w:rPr>
-      </w:pPr>
-      <w:r>
-        <w:rPr>
-          <w:rFonts w:ascii="Times New Roman" w:hAnsi="Times New Roman" w:cs="Times New Roman"/>
-          <w:b/>
-          <w:bCs/>
-        </w:rPr>
+          <w:b/>
+          <w:bCs/>
+        </w:rPr>
+      </w:pPr>
+      <w:r>
+        <w:rPr>
+          <w:rFonts w:ascii="Times New Roman" w:hAnsi="Times New Roman" w:cs="Times New Roman"/>
+          <w:b/>
+          <w:bCs/>
+        </w:rPr>
+        <w:drawing>
+          <wp:anchor distT="0" distB="0" distL="114300" distR="114300" simplePos="0" relativeHeight="251661312" behindDoc="0" locked="0" layoutInCell="1" allowOverlap="1" wp14:anchorId="75688038" wp14:editId="0D4D755F">
+            <wp:simplePos x="0" y="0"/>
+            <wp:positionH relativeFrom="margin">
+              <wp:align>right</wp:align>
+            </wp:positionH>
+            <wp:positionV relativeFrom="paragraph">
+              <wp:posOffset>407035</wp:posOffset>
+            </wp:positionV>
+            <wp:extent cx="6858000" cy="3604260"/>
+            <wp:effectExtent l="0" t="0" r="0" b="0"/>
+            <wp:wrapSquare wrapText="bothSides"/>
+            <wp:docPr id="8" name="Picture 8"/>
+            <wp:cNvGraphicFramePr>
+              <a:graphicFrameLocks xmlns:a="http://schemas.openxmlformats.org/drawingml/2006/main" noChangeAspect="1"/>
+            </wp:cNvGraphicFramePr>
+            <a:graphic xmlns:a="http://schemas.openxmlformats.org/drawingml/2006/main">
+              <a:graphicData uri="http://schemas.openxmlformats.org/drawingml/2006/picture">
+                <pic:pic xmlns:pic="http://schemas.openxmlformats.org/drawingml/2006/picture">
+                  <pic:nvPicPr>
+                    <pic:cNvPr id="1" name=""/>
+                    <pic:cNvPicPr/>
+                  </pic:nvPicPr>
+                  <pic:blipFill>
+                    <a:blip r:embed="rId10" cstate="print">
+                      <a:extLst>
+                        <a:ext uri="{28A0092B-C50C-407E-A947-70E740481C1C}">
+                          <a14:useLocalDpi xmlns:a14="http://schemas.microsoft.com/office/drawing/2010/main" val="0"/>
+                        </a:ext>
+                      </a:extLst>
+                    </a:blip>
+                    <a:stretch>
+                      <a:fillRect/>
+                    </a:stretch>
+                  </pic:blipFill>
+                  <pic:spPr>
+                    <a:xfrm>
+                      <a:off x="0" y="0"/>
+                      <a:ext cx="6858000" cy="3604260"/>
+                    </a:xfrm>
+                    <a:prstGeom prst="rect">
+                      <a:avLst/>
+                    </a:prstGeom>
+                  </pic:spPr>
+                </pic:pic>
+              </a:graphicData>
+            </a:graphic>
+          </wp:anchor>
+        </w:drawing>
+      </w:r>
+      <w:r>
+        <w:rPr>
+          <w:rFonts w:ascii="Times New Roman" w:hAnsi="Times New Roman" w:cs="Times New Roman"/>
+          <w:b/>
+          <w:bCs/>
+        </w:rPr>
+        <w:t>Output:</w:t>
+      </w:r>
+    </w:p>
+    <w:p>
+      <w:pPr>
+        <w:rPr>
+          <w:rFonts w:ascii="Times New Roman" w:hAnsi="Times New Roman" w:cs="Times New Roman"/>
+          <w:b/>
+          <w:bCs/>
+        </w:rPr>
+      </w:pPr>
+    </w:p>
+    <w:p>
+      <w:pPr>
+        <w:rPr>
+          <w:rFonts w:ascii="Times New Roman" w:hAnsi="Times New Roman" w:cs="Times New Roman"/>
+          <w:b/>
+          <w:bCs/>
+        </w:rPr>
+      </w:pPr>
+    </w:p>
+    <w:p>
+      <w:pPr>
+        <w:rPr>
+          <w:rFonts w:ascii="Times New Roman" w:hAnsi="Times New Roman" w:cs="Times New Roman"/>
+          <w:b/>
+          <w:bCs/>
+        </w:rPr>
+      </w:pPr>
+    </w:p>
+    <w:p>
+      <w:pPr>
+        <w:rPr>
+          <w:rFonts w:ascii="Times New Roman" w:hAnsi="Times New Roman" w:cs="Times New Roman"/>
+          <w:b/>
+          <w:bCs/>
+        </w:rPr>
+      </w:pPr>
+    </w:p>
+    <w:p>
+      <w:pPr>
+        <w:rPr>
+          <w:rFonts w:ascii="Times New Roman" w:hAnsi="Times New Roman" w:cs="Times New Roman"/>
+          <w:b/>
+          <w:bCs/>
+        </w:rPr>
+      </w:pPr>
+    </w:p>
+    <w:p>
+      <w:pPr>
+        <w:rPr>
+          <w:rFonts w:ascii="Times New Roman" w:hAnsi="Times New Roman" w:cs="Times New Roman"/>
+          <w:b/>
+          <w:bCs/>
+        </w:rPr>
+      </w:pPr>
+    </w:p>
+    <w:p>
+      <w:pPr>
+        <w:rPr>
+          <w:rFonts w:ascii="Times New Roman" w:hAnsi="Times New Roman" w:cs="Times New Roman"/>
+          <w:b/>
+          <w:bCs/>
+        </w:rPr>
+      </w:pPr>
+    </w:p>
+    <w:p>
+      <w:pPr>
+        <w:rPr>
+          <w:rFonts w:ascii="Times New Roman" w:hAnsi="Times New Roman" w:cs="Times New Roman"/>
+          <w:b/>
+          <w:bCs/>
+        </w:rPr>
+      </w:pPr>
+    </w:p>
+    <w:p>
+      <w:pPr>
+        <w:rPr>
+          <w:rFonts w:ascii="Times New Roman" w:hAnsi="Times New Roman" w:cs="Times New Roman"/>
+        </w:rPr>
+      </w:pPr>
+      <w:r>
+        <w:rPr>
+          <w:rFonts w:ascii="Times New Roman" w:hAnsi="Times New Roman" w:cs="Times New Roman"/>
+          <w:b/>
+          <w:bCs/>
+        </w:rPr>
+        <w:lastRenderedPageBreak/>
         <w:t>4. Read from a File</w:t>
       </w:r>
     </w:p>
@@ -696,9 +1028,10 @@
       <w:r>
         <w:rPr>
           <w:rFonts w:ascii="Times New Roman" w:hAnsi="Times New Roman" w:cs="Times New Roman"/>
+          <w:noProof/>
         </w:rPr>
         <w:drawing>
-          <wp:inline distT="0" distB="0" distL="0" distR="0" wp14:anchorId="6FBBD0E9" wp14:editId="264945AD">
+          <wp:inline distT="0" distB="0" distL="0" distR="0" wp14:anchorId="6FBBD0E9" wp14:editId="36F159E1">
             <wp:extent cx="6858000" cy="1870075"/>
             <wp:effectExtent l="0" t="0" r="0" b="0"/>
             <wp:docPr id="5" name="Picture 5"/>
@@ -713,7 +1046,7 @@
                     <pic:cNvPicPr/>
                   </pic:nvPicPr>
                   <pic:blipFill>
-                    <a:blip r:embed="rId8"/>
+                    <a:blip r:embed="rId11"/>
                     <a:stretch>
                       <a:fillRect/>
                     </a:stretch>
@@ -740,6 +1073,87 @@
           <w:rFonts w:ascii="Times New Roman" w:hAnsi="Times New Roman" w:cs="Times New Roman"/>
         </w:rPr>
       </w:pPr>
+    </w:p>
+    <w:p>
+      <w:pPr>
+        <w:rPr>
+          <w:rFonts w:ascii="Times New Roman" w:hAnsi="Times New Roman" w:cs="Times New Roman"/>
+          <w:b/>
+          <w:bCs/>
+        </w:rPr>
+      </w:pPr>
+      <w:r>
+        <w:rPr>
+          <w:rFonts w:ascii="Times New Roman" w:hAnsi="Times New Roman" w:cs="Times New Roman"/>
+          <w:b/>
+          <w:bCs/>
+        </w:rPr>
+        <w:drawing>
+          <wp:anchor distT="0" distB="0" distL="114300" distR="114300" simplePos="0" relativeHeight="251662336" behindDoc="0" locked="0" layoutInCell="1" allowOverlap="1" wp14:anchorId="77249EA2" wp14:editId="44BA2BDE">
+            <wp:simplePos x="0" y="0"/>
+            <wp:positionH relativeFrom="margin">
+              <wp:align>right</wp:align>
+            </wp:positionH>
+            <wp:positionV relativeFrom="paragraph">
+              <wp:posOffset>312420</wp:posOffset>
+            </wp:positionV>
+            <wp:extent cx="6858000" cy="3869690"/>
+            <wp:effectExtent l="0" t="0" r="0" b="0"/>
+            <wp:wrapSquare wrapText="bothSides"/>
+            <wp:docPr id="9" name="Picture 9"/>
+            <wp:cNvGraphicFramePr>
+              <a:graphicFrameLocks xmlns:a="http://schemas.openxmlformats.org/drawingml/2006/main" noChangeAspect="1"/>
+            </wp:cNvGraphicFramePr>
+            <a:graphic xmlns:a="http://schemas.openxmlformats.org/drawingml/2006/main">
+              <a:graphicData uri="http://schemas.openxmlformats.org/drawingml/2006/picture">
+                <pic:pic xmlns:pic="http://schemas.openxmlformats.org/drawingml/2006/picture">
+                  <pic:nvPicPr>
+                    <pic:cNvPr id="1" name=""/>
+                    <pic:cNvPicPr/>
+                  </pic:nvPicPr>
+                  <pic:blipFill>
+                    <a:blip r:embed="rId12">
+                      <a:extLst>
+                        <a:ext uri="{28A0092B-C50C-407E-A947-70E740481C1C}">
+                          <a14:useLocalDpi xmlns:a14="http://schemas.microsoft.com/office/drawing/2010/main" val="0"/>
+                        </a:ext>
+                      </a:extLst>
+                    </a:blip>
+                    <a:stretch>
+                      <a:fillRect/>
+                    </a:stretch>
+                  </pic:blipFill>
+                  <pic:spPr>
+                    <a:xfrm>
+                      <a:off x="0" y="0"/>
+                      <a:ext cx="6858000" cy="3869690"/>
+                    </a:xfrm>
+                    <a:prstGeom prst="rect">
+                      <a:avLst/>
+                    </a:prstGeom>
+                  </pic:spPr>
+                </pic:pic>
+              </a:graphicData>
+            </a:graphic>
+          </wp:anchor>
+        </w:drawing>
+      </w:r>
+      <w:r>
+        <w:rPr>
+          <w:rFonts w:ascii="Times New Roman" w:hAnsi="Times New Roman" w:cs="Times New Roman"/>
+          <w:b/>
+          <w:bCs/>
+        </w:rPr>
+        <w:t>Output</w:t>
+      </w:r>
+      <w:r>
+        <w:rPr>
+          <w:rFonts w:ascii="Times New Roman" w:hAnsi="Times New Roman" w:cs="Times New Roman"/>
+          <w:b/>
+          <w:bCs/>
+        </w:rPr>
+        <w:t>:</w:t>
+      </w:r>
     </w:p>
     <w:sectPr>
       <w:pgSz w:w="12240" w:h="15840"/>
@@ -1829,6 +2243,7 @@
   <w:style w:type="character" w:default="1" w:styleId="DefaultParagraphFont">
     <w:name w:val="Default Paragraph Font"/>
     <w:uiPriority w:val="1"/>
+    <w:semiHidden/>
     <w:unhideWhenUsed/>
   </w:style>
   <w:style w:type="table" w:default="1" w:styleId="TableNormal">
